--- a/hin/docx/42.content.docx
+++ b/hin/docx/42.content.docx
@@ -136,13 +136,6 @@
         <w:rPr>
           <w:lang w:val="hi_IN" w:bidi="hi_IN"/>
         </w:rPr>
-      </w:r>
-      <w:r>
-        <w:rPr>
-          <w:i/>
-          <w:lang w:val="hi_IN" w:bidi="hi_IN"/>
-        </w:rPr>
-        <w:t>लूका 1:2, लूका 1:2 (#2), Luke 1:4, लूका 1:6, लूका 1:7, लूका 1:8, लूका 1:9, लूका 1:10, लूका 1:11, Luke 1:12, लूका 1:13, लूका 1:16, लूका 1:17, लूका 1:19, लूका 1:20, लूका 1:27, लूका 1:31, लूका 1:33, लूका 1:35, लूका 1:35 (#2), लूका 1:37, लूका 1:41, लूका 1:42, लूका 1:54, लूका 1:59, लूका 1:63, लूका 1:64, लूका 1:66, लूका 1:68, लूका 1:77, लूका 1:80, लूका 2:3, लूका 2:4, लूका 2:7, लूका 2:8, लूका 2:9, लूका 2:11, लूका 2:15, लूका 2:16, लूका 2:21, लूका 2:22, लूका 2:26, लूका 2:32, लूका 2:35, लूका 2:38, लूका 2:40, लूका 2:44, लूका 2:46, लूका 2:49, लूका 2:51, लूका 2:52, लूका 3:3, लूका 3:4, लूका 3:8, लूका 3:9, लूका 3:13, लूका 3:16, लूका 3:19, लूका 3:20, लूका 3:21, लूका 3:22, लूका 3:22 (#2), लूका 3:23, लूका 4:1, लूका 4:2, लूका 4:3, लूका 4:4, लूका 4:5, लूका 4:7, लूका 4:8, लूका 4:9, लूका 4:12, लूका 4:13, लूका 4:17, Luke 4:21, Luke 4:24, लूका 4:26, लूका 4:27, लूका 4:28, लूका 4:29, लूका 4:30, लूका 4:34, लूका 4:36, लूका 4:40, लूका 4:41, लूका 4:43, लूका 5:4, लूका 5:5, लूका 5:6, लूका 5:8, लूका 5:10, लूका 5:15, लूका 5:20, लूका 5:21, लूका 5:24, लूका 5:32, लूका 5:35, लूका 5:36, लूका 5:37, लूका 5:38, लूका 6:1, लूका 6:5, लूका 6:11, लूका 6:13, लूका 6:20, लूका 6:21, लूका 6:22, लूका 6:23, लूका 6:27, लूका 6:35, लूका 6:42, लूका 6:45, लूका 6:45 (#2), लूका 6:47, लूका 6:49, लूका 7:3, लूका 7:6, लूका 7:7, लूका 7:9, लूका 7:13, लूका 7:16, लूका 7:22, लूका 7:26, लूका 7:30, लूका 7:33, लूका 7:34, लूका 7:38, लूका 7:47, लूका 7:49, लूका 8:3, लूका 8:11, लूका 8:12, लूका 8:13, लूका 8:14, लूका 8:15, लूका 8:21, लूका 8:25, लूका 8:29, लूका 8:33, लूका 8:39, लूका 8:48, लूका 8:55, लूका 9:2, लूका 9:7, लूका 9:8, लूका 9:13, लूका 9:14, लूका 9:16, लूका 9:17, लूका 9:20, लूका 9:23, लूका 9:29, लूका 9:30, लूका 9:35, लूका 9:39, लूका 9:44, लूका 9:48, लूका 9:51, लूका 9:62, लूका 10:4, लूका 10:9, लूका 10:12, लूका 10:20, लूका 10:21, लूका 10:27, लूका 10:31, लूका 10:32, लूका 10:34, लूका 10:37, लूका 10:39, लूका 10:40, लूका 10:42, लूका 11:3, लूका 11:4, लूका 11:8, लूका 11:13, लूका 11:15, लूका 11:20, लूका 11:26, लूका 11:28, लूका 11:32, लूका 11:39, लूका 11:42, लूका 11:46, लूका 11:50, लूका 11:54, लूका 12:3, लूका 12:5, लूका 12:8, लूका 12:15, लूका 12:18, लूका 12:19, लूका 12:20, लूका 12:31, लूका 12:33, लूका 12:37, लूका 12:40, लूका 12:46, लूका 12:48, लूका 12:52, लूका 12:58, लूका 13:3, लूका 13:8, लूका 13:9, लूका 13:11, लूका 13:14, लूका 13:15, लूका 13:19, लूका 13:24, लूका 13:28, लूका 13:28 (#2), लूका 13:33, लूका 13:34, लूका 13:34 (#2), लूका 13:35, लूका 14:3, लूका 14:4, लूका 14:5, लूका 14:11, लूका 14:11 (#2), लूका 14:14, लूका 14:18, लूका 14:21, लूका 14:24, लूका 14:26, लूका 14:27, लूका 14:28, लूका 14:33, लूका 14:35, लूका 15:4, लूका 15:5, लूका 15:8, लूका 15:9, लूका 15:10, लूका 15:12, लूका 15:13, लूका 15:15, लूका 15:18, लूका 15:19, लूका 15:20, लूका 15:22, लूका 15:23, लूका 15:28, लूका 15:29, लूका 15:31, लूका 15:32, लूका 16:1, लूका 16:5, लूका 16:6, लूका 16:7, लूका 16:8, लूका 16:9, लूका 16:10, लूका 16:13, लूका 16:16, लूका 16:16 (#2), लूका 16:18, लूका 16:22, लूका 16:23, लूका 16:24, लूका 16:26, लूका 16:27, लूका 16:28, लूका 16:29, लूका 16:31, लूका 17:4, लूका 17:10, लूका 17:12, लूका 17:13, लूका 17:14, लूका 17:14 (#2), लूका 17:15, लूका 17:16, लूका 17:21, लूका 17:24, लूका 17:25, लूका 17:27, लूका 17:37, लूका 18:1, लूका 18:3, लूका 18:5, लूका 18:8, लूका 18:9, लूका 18:10, लूका 18:11, लूका 18:13, लूका 18:14, लूका 18:16, लूका 18:22, लूका 18:23, लूका 18:30, लूका 18:32, लूका 18:33, लूका 18:38, लूका 18:43, लूका 19:2, लूका 19:7, लूका 19:9, लूका 19:11, लूका 19:12, लूका 19:17, लूका 19:19, लूका 19:21, लूका 19:24, लूका 19:27, लूका 19:30, लूका 19:38, लूका 19:40, लूका 19:41, लूका 19:44, लूका 19:47, लूका 19:48, लूका 20:4, लूका 20:5, लूका 20:6, लूका 20:11, लूका 20:13, लूका 20:15, लूका 20:16, लूका 20:19, लूका 20:25, लूका 20:27, लूका 20:34, लूका 20:35, लूका 20:37, लूका 20:42, लूका 20:47, लूका 20:47 (#2), लूका 21:4, लूका 21:6, लूका 21:7, लूका 21:8, लूका 21:10, लूका 21:11, लूका 21:13, लूका 21:16, लूका 21:20, लूका 21:21, लूका 21:22, लूका 21:24, लूका 21:25, लूका 21:30, लूका 21:33, लूका 21:33 (#2), लूका 21:34, लूका 21:36, लूका 22:1, लूका 22:6, लूका 22:12, लूका 22:16, लूका 22:19, लूका 22:20, लूका 22:22, लूका 22:23, लूका 22:26, लूका 22:27, लूका 22:30, लूका 22:34, लूका 22:37, लूका 22:40, लूका 22:42, लूका 22:45, लूका 22:48, लूका 22:51, लूका 22:53, लूका 22:54, लूका 22:57, लूका 22:60, लूका 22:62, लूका 22:63, लूका 22:64, लूका 22:67, लूका 22:71, लूका 23:2, लूका 23:4, लूका 23:8, लूका 23:9, लूका 23:14, लूका 23:18, लूका 23:21, लूका 23:22, लूका 23:23, लूका 23:26, लूका 23:28, लूका 23:32, लूका 23:35, लूका 23:38, लूका 23:42, लूका 23:43, लूका 23:44, लूका 23:45, लूका 23:47, लूका 23:52, लूका 23:53, लूका 23:54, लूका 23:56, लूका 24:1, लूका 24:2, लूका 24:3, लूका 24:6, लूका 24:11, लूका 24:12, लूका 24:16, लूका 24:21, लूका 24:27, लूका 24:31, लूका 24:36, लूका 24:39, लूका 24:45, लूका 24:47, लूका 24:49, लूका 24:51, लूका 24:53</w:t>
       </w:r>
       <w:r>
         <w:rPr>

--- a/hin/docx/42.content.docx
+++ b/hin/docx/42.content.docx
@@ -123,19 +123,6 @@
           <w:lang w:val="hi_IN" w:bidi="hi_IN"/>
         </w:rPr>
         <w:t>LUK</w:t>
-      </w:r>
-      <w:r>
-        <w:rPr>
-          <w:lang w:val="hi_IN" w:bidi="hi_IN"/>
-        </w:rPr>
-      </w:r>
-    </w:p>
-    <w:p>
-      <w:pPr/>
-      <w:r>
-        <w:rPr>
-          <w:lang w:val="hi_IN" w:bidi="hi_IN"/>
-        </w:rPr>
       </w:r>
       <w:r>
         <w:rPr>

--- a/hin/docx/42.content.docx
+++ b/hin/docx/42.content.docx
@@ -19,7 +19,7 @@
         <w:rPr>
           <w:lang w:val="hi_IN" w:bidi="hi_IN"/>
         </w:rPr>
-        <w:t>Resource: अनुवाद प्रश्न (unfoldingWord)</w:t>
+        <w:t>Resource: unfoldingWord® Translation Questions</w:t>
       </w:r>
       <w:r>
         <w:rPr>
@@ -85,7 +85,7 @@
         <w:rPr>
           <w:lang w:val="hi_IN" w:bidi="hi_IN"/>
         </w:rPr>
-        <w:t>अनुवाद प्रश्न (unfoldingWord)</w:t>
+        <w:t>unfoldingWord® Translation Questions</w:t>
       </w:r>
     </w:p>
     <w:p>

--- a/hin/docx/42.content.docx
+++ b/hin/docx/42.content.docx
@@ -7382,7 +7382,7 @@
         <w:rPr>
           <w:lang w:val="hi_IN" w:bidi="hi_IN"/>
         </w:rPr>
-        <w:t>लूका 6:47</w:t>
+        <w:t>लूका 6:47–48</w:t>
       </w:r>
       <w:r>
         <w:rPr>
@@ -13603,7 +13603,7 @@
         <w:rPr>
           <w:lang w:val="hi_IN" w:bidi="hi_IN"/>
         </w:rPr>
-        <w:t>लूका 13:28 (#2)</w:t>
+        <w:t>लूका 13:28–29 (#2)</w:t>
       </w:r>
       <w:r>
         <w:rPr>
